--- a/hardware/W5500_PA_PTT_Control/docs/W5500_PA_PTT_Control_仕様書.docx
+++ b/hardware/W5500_PA_PTT_Control/docs/W5500_PA_PTT_Control_仕様書.docx
@@ -172,16 +172,42 @@
               <w:rPr>
                 <w:sz w:val="19"/>
               </w:rPr>
-              <w:t>2026-08-07（Rev.2.0更新: 2026-08-30、実機回路(KiCad)に合わせて全面改訂／Rev.2.1更新: 2026-08-30、電源系統を訂正。J3(外付けDCDCバックコンバータ)は廃止し、U2(L7805)の+5VをMCU1とU1(TA48033S)の両方に供給する単一系統に修正／Rev.2.2更新: 2026-08-31、J1をFreenove実機の40pin DevKitCソケット配列に修正しMCU1もJ1と同じピン番号・信号名に統一。Power(スイッチ後12V)系統に赤色LED(D1)、+12V(入力側)系統に緑色LED(D2)の表示回路を追加／Rev.2.3更新: 2026-09-30、R8を100Ωに変更(KiCad回路図に合わせる)しR9を追記、IPアドレスの記述を固定IP方式に統一、12V電源ONまでの遅延を実装値(5秒)に訂正、Shonan_Lite-RasPI5側の「ESP32 W5500を使用する」設定とPi5 GPIO21によるPTT出力を追記／Rev.2.4更新: 2026-09-30、R8を1kΩ(1/2W推奨)に変更、Q1のベースをGNDへプルダウンするR12(10kΩ)を追加、KiCadのQ5シンボルを2SJ334の足の並び(1=G、2=D、3=S)に合わせて修正、U1・U2・Q5に放熱器を追加／Rev.2.5更新: 2026-09-30、前面・背面の丸型コネクタの裏に配線用の空き(内壁から20mm)を確保するため、放熱器の列を下へ移し(間隔22mm)、トランジスタ・LED・J5・J6を空きの手前へ移動／Rev.2.6更新: 2026-09-30、回路図の一部のGND記号の値が空で別ネットになっていたのを修正、内層をGND・+12Vの全面ベタにし12V出力を幅4mmで引いたうえで残りを自動配線、Q1・Q3を足の間隔2.54mmのTO-92に変更、Power表示LED(D1)・+12V表示LED(D2)を外付けにしてそれぞれJ7・J8で接続、J6・J7・J8をJST XHコネクタ(B2B-XH-A)に変更、R8の基板の穴を1/2W抵抗用に変更、C2をTA48033Sのデータシートどおり33µF・C1とC3を0.33µFに変更、Q3のベースにプルダウン抵抗R13(10kΩ)を追加、J1のGNDピン21〜24・40を接続、Q5の発熱の目安を高温時のオン抵抗で見直し）</w:t>
-            </w:r>
-            <w:r>
-              <w:br/>
+              <w:t>2026-08-07（Rev.2.0更新: 2026-08-30、実機回路(KiCad)に合わせて全面改訂／Rev.2.1更新: 2026-08-30、電源系統を訂正。J3(外付けDCDCバックコンバータ)は廃止し、U2(L7805)の+5VをMCU1とU1(TA48033S)の両方に供給する単一系統に修正／Rev.2.2更新: 2026-08-31、J1をFreenove実機の40pin DevKitCソケット配列に修正しMCU1もJ1と同じピン番号・信号名に統一。Power(スイッチ後12V)系統に赤色LED(D1)、+12V(入力側)系統に緑色LED(D2)の表示回路を追加／Rev.2.3更新: 2026-09-30、R8を100Ωに変更(KiCad回路図に合わせる)しR9を追記、IPアドレスの記述を固定IP方式に統一、12V電源ONまでの遅延を実装値(5秒)に訂正、Shonan_Lite-RasPI5側の「ESP32 W5500を使用する」設定とPi5 GPIO21によるPTT出力を追記／Rev.2.4更新: 2026-09-30、R8を1kΩ(1/2W推奨)に変更、Q1のベースをGNDへプルダウンするR12(10kΩ)を追加、KiCadのQ5シンボルを2SJ334の足の並び(1=G、2=D、3=S)に合わせて修正、U1・U2・Q5に放熱器を追加／Rev.2.5更新: 2026-09-30、前面・背面の丸型コネクタの裏に配線用の空き(内壁から20mm)を確保するため、放熱器の列を下へ移し(間隔22mm)、トランジスタ・LED・J5・J6を空きの手前へ移動／Rev.2.6更新: 2026-09-30、回路図の一部のGND記号の値が空で別ネットになっていたのを修正、内層をGND・+12Vの全面ベタにし12V出力を幅4mmで引いたうえで残りを自動配線、Q1・Q3を足の間隔2.54mmのTO-92に変更、Power表示LED(D1)・+12V表示LED(D2)を外付けにしてそれぞれJ7・J8で接続、J6・J7・J8をJST XHコネクタ(B2B-XH-A)に変更、R8の基板の穴を1/2W抵抗用に変更、C2をTA48033Sのデータシートどおり33µF・C1とC3を0.33µFに変更、Q3のベースにプルダウン抵抗R13(10kΩ)を追加、J1のGNDピン21〜24・40を接続、Q5の発熱の目安を高温時のオン抵抗で見直し／2026-10-01追記: J1の35番ピン(W5500 RST)の配線が+5Vのビアに0.3mmまで近づいていたため、+5V(</w:t>
+            </w:r>
+            <w:r>
+              <w:rPr>
+                <w:rFonts w:ascii="Menlo" w:hAnsi="Menlo"/>
+                <w:sz w:val="18"/>
+              </w:rPr>
+              <w:t>/+5v0</w:t>
             </w:r>
             <w:r>
               <w:rPr>
                 <w:sz w:val="19"/>
               </w:rPr>
-              <w:t>2026-08-07 (Rev.2.0 update: 2026-08-30, fully revised to match the actual circuit (KiCad) / Rev.2.1 update: 2026-08-30, power system corrected: J3 (external DC-DC buck converter) removed, and the +5 V from U2 (L7805) now feeds both MCU1 and U1 (TA48033S) as a single system / Rev.2.2 update: 2026-08-31, J1 corrected to the pinout of the actual Freenove 40-pin DevKitC socket and MCU1 unified with J1's pin numbers and signal names; indicator circuits added: a red LED (D1) on the Power (switched 12 V) line and a green LED (D2) on the +12 V (input side) line / Rev.2.3 update: 2026-09-30, R8 changed to 100 Ω (to match the KiCad schematic) and R9 added, IP address description unified to the fixed-IP method, the delay until the 12 V power turns ON corrected to the implemented value (5 seconds), and the "Use ESP32 W5500" setting and PTT output via Pi 5 GPIO21 on the Shonan_Lite-RasPI5 side added / Rev.2.4 update: 2026-09-30, R8 changed to 1 kΩ (1/2 W recommended), R12 (10 kΩ) added to pull Q1's base down to GND, the KiCad symbol of Q5 corrected to the 2SJ334 pinout (1 = G, 2 = D, 3 = S), and heatsinks added to U1, U2 and Q5 / Rev.2.5 update: 2026-09-30, to leave 20 mm of wiring space (from the inner wall) behind the front and back round connectors, the heatsink column moved down (22 mm pitch) and the transistors, LEDs, J5 and J6 moved in front of that space / Rev.2.6 update: 2026-09-30, fixed GND symbols in the schematic whose value was empty (they formed a separate net), made the inner layers full GND and +12 V planes, laid the 12 V output as a 4 mm trace and autorouted the rest, changed Q1 and Q3 to the TO-92 footprint with 2.54 mm lead pitch, made the Power indicator LED (D1) and the +12 V indicator LED (D2) external, connected through J7 and J8, changed J6, J7 and J8 to JST XH connectors (B2B-XH-A), changed the R8 footprint to one for a 1/2 W resistor, changed C2 to 33 µF as in the TA48033S datasheet and C1 and C3 to 0.33 µF, added a pull-down resistor R13 (10 kΩ) on Q3's base, connected J1's GND pins 21–24 and 40, and revised the Q5 heat estimate using the on-resistance at high temperature)</w:t>
+              <w:t>)を信号線から0.5mm以上離し(線幅0.6mm)、J1のピンとピンの間に配線を通さないよう再配線(基板の版数表記はRev.2.6のまま)）</w:t>
+            </w:r>
+            <w:r>
+              <w:br/>
+            </w:r>
+            <w:r>
+              <w:rPr>
+                <w:sz w:val="19"/>
+              </w:rPr>
+              <w:t>2026-08-07 (Rev.2.0 update: 2026-08-30, fully revised to match the actual circuit (KiCad) / Rev.2.1 update: 2026-08-30, power system corrected: J3 (external DC-DC buck converter) removed, and the +5 V from U2 (L7805) now feeds both MCU1 and U1 (TA48033S) as a single system / Rev.2.2 update: 2026-08-31, J1 corrected to the pinout of the actual Freenove 40-pin DevKitC socket and MCU1 unified with J1's pin numbers and signal names; indicator circuits added: a red LED (D1) on the Power (switched 12 V) line and a green LED (D2) on the +12 V (input side) line / Rev.2.3 update: 2026-09-30, R8 changed to 100 Ω (to match the KiCad schematic) and R9 added, IP address description unified to the fixed-IP method, the delay until the 12 V power turns ON corrected to the implemented value (5 seconds), and the "Use ESP32 W5500" setting and PTT output via Pi 5 GPIO21 on the Shonan_Lite-RasPI5 side added / Rev.2.4 update: 2026-09-30, R8 changed to 1 kΩ (1/2 W recommended), R12 (10 kΩ) added to pull Q1's base down to GND, the KiCad symbol of Q5 corrected to the 2SJ334 pinout (1 = G, 2 = D, 3 = S), and heatsinks added to U1, U2 and Q5 / Rev.2.5 update: 2026-09-30, to leave 20 mm of wiring space (from the inner wall) behind the front and back round connectors, the heatsink column moved down (22 mm pitch) and the transistors, LEDs, J5 and J6 moved in front of that space / Rev.2.6 update: 2026-09-30, fixed GND symbols in the schematic whose value was empty (they formed a separate net), made the inner layers full GND and +12 V planes, laid the 12 V output as a 4 mm trace and autorouted the rest, changed Q1 and Q3 to the TO-92 footprint with 2.54 mm lead pitch, made the Power indicator LED (D1) and the +12 V indicator LED (D2) external, connected through J7 and J8, changed J6, J7 and J8 to JST XH connectors (B2B-XH-A), changed the R8 footprint to one for a 1/2 W resistor, changed C2 to 33 µF as in the TA48033S datasheet and C1 and C3 to 0.33 µF, added a pull-down resistor R13 (10 kΩ) on Q3's base, connected J1's GND pins 21–24 and 40, and revised the Q5 heat estimate using the on-resistance at high temperature / added 2026-10-01: because the trace from J1 pin 35 (W5500 RST) came within 0.3 mm of a +5 V via, re-routed so that +5 V (</w:t>
+            </w:r>
+            <w:r>
+              <w:rPr>
+                <w:rFonts w:ascii="Menlo" w:hAnsi="Menlo"/>
+                <w:sz w:val="18"/>
+              </w:rPr>
+              <w:t>/+5v0</w:t>
+            </w:r>
+            <w:r>
+              <w:rPr>
+                <w:sz w:val="19"/>
+              </w:rPr>
+              <w:t>) is at least 0.5 mm from signal traces (0.6 mm wide) and no trace passes between the pins of J1 (the board is still marked Rev.2.6))</w:t>
             </w:r>
           </w:p>
         </w:tc>
@@ -2046,7 +2072,7 @@
         <w:rPr>
           <w:color w:val="444444"/>
         </w:rPr>
-        <w:t>GPIO25は旧仕様(Rev.1.1)でLNA制御用として予約されていたが、実機回路では駆動回路が実装されておらず未接続。現行スケッチ・本書では扱わない。</w:t>
+        <w:t>GPIO25は旧仕様(Rev.1.1)でLNA制御用として予約されていたが、実機回路では駆動回路が実装されておらず未接続(回路図でもJ1の12番ピンを未接続(×)にしている)。現行スケッチ・本書では扱わない。</w:t>
       </w:r>
     </w:p>
     <w:p>
@@ -2068,7 +2094,7 @@
         <w:rPr>
           <w:color w:val="444444"/>
         </w:rPr>
-        <w:t>GPIO25 was reserved for LNA control in the old specification (Rev.1.1), but the actual circuit has no drive circuit for it and it is unconnected. It is not handled by the current sketch or this document.</w:t>
+        <w:t>GPIO25 was reserved for LNA control in the old specification (Rev.1.1), but the actual circuit has no drive circuit for it and it is unconnected (pin 12 of J1 is marked as no-connect (×) in the schematic). It is not handled by the current sketch or this document.</w:t>
       </w:r>
     </w:p>
     <w:p>
@@ -2698,16 +2724,68 @@
               <w:rPr>
                 <w:sz w:val="19"/>
               </w:rPr>
-              <w:t>基板外形は横72mm×縦115mm(従来の手配線基板95×72mmを縦に20mm延長)。左上にW5500モジュール(RJ45は上端側)、その下にESP32 DevKitC(J1、USBは下端側)、右側にTO-220の3部品(U1・U2・Q5)を22mm間隔で縦に並べて放熱タブを右端側に向け、放熱器(20×20mm)を右端側に置く。左端に抵抗、右下にトランジスタ・LEDを配置。大電流の外部配線は電線はんだ付け用パッドで、J2(+12V入力、1mm²線用)は右上(前面の丸型コネクタ側)、J5(12V出力、1mm²線用)は右下(背面の丸型コネクタ側)に置く。小電流のJ6(PTT出力)・J7(外付けPower表示LED)・J8(外付け+12V表示LED)はJST XHコネクタ(B2B-XH-A、2ピン、ピッチ2.5mm、定格3A)とし、J7(左)・J6(右)はW5500モジュールとESP32ソケットの間の空きに横に並べ、J8は左端(R11の下)に置く(KiCadの基板データのDwgs.Userレイヤーに各範囲を記入。W5500モジュール等の寸法は実物のデータで更新予定)。4層基板で、内層1をGNDの全面ベタ、内層2を+12V(入力側)の全面ベタとし、GNDと+12Vは配線せずに内層で接続する。スイッチ後の12V出力(/Power、5A以上)はQ5のドレインからJ5まで表裏両面に幅4mm(Q5の足の間は2mm)の太いパターンで引く。J2・J5・Q5のパッドはベタ面へ直結(サーマルなし)。それ以外の信号はFreerouting(自動配線)で表裏2層に配線した(信号0.3mm、+5V・+3.3V・LED用の/Power分岐は0.8mm)。Q1・Q3は足の間隔2.54mmのTO-92(Inline_Wide)。放熱器の取付ピン穴は未設計</w:t>
-            </w:r>
-            <w:r>
-              <w:br/>
+              <w:t>基板外形は横72mm×縦115mm(従来の手配線基板95×72mmを縦に20mm延長)。左上にW5500モジュール(RJ45は上端側)、その下にESP32 DevKitC(J1、USBは下端側)、右側にTO-220の3部品(U1・U2・Q5)を22mm間隔で縦に並べて放熱タブを右端側に向け、放熱器(20×20mm)を右端側に置く。左端に抵抗、右下にトランジスタ・LEDを配置。大電流の外部配線は電線はんだ付け用パッドで、J2(+12V入力、1mm²線用)は右上(前面の丸型コネクタ側)、J5(12V出力、1mm²線用)は右下(背面の丸型コネクタ側)に置く。小電流のJ6(PTT出力)・J7(外付けPower表示LED)・J8(外付け+12V表示LED)はJST XHコネクタ(B2B-XH-A、2ピン、ピッチ2.5mm、定格3A)とし、J7(左)・J6(右)はW5500モジュールとESP32ソケットの間の空きに横に並べ、J8は左端(R11の下)に置く(KiCadの基板データのDwgs.Userレイヤーに各範囲を記入。W5500モジュール等の寸法は実物のデータで更新予定)。4層基板で、内層1をGNDの全面ベタ、内層2を+12V(入力側)の全面ベタとし、GNDと+12Vは配線せずに内層で接続する。スイッチ後の12V出力(/Power、5A以上)はQ5のドレインからJ5まで表裏両面に幅4mm(Q5の足の間は2mm)の太いパターンで引く。J2・J5・Q5のパッドはベタ面へ直結(サーマルなし)。それ以外の信号はFreerouting(自動配線)で表裏2層に配線した(信号0.3mm、+3.3V・LED用の/Power分岐は0.8mm、+5Vは0.6mm)。+5V(</w:t>
+            </w:r>
+            <w:r>
+              <w:rPr>
+                <w:rFonts w:ascii="Menlo" w:hAnsi="Menlo"/>
+                <w:sz w:val="18"/>
+              </w:rPr>
+              <w:t>/+5v0</w:t>
             </w:r>
             <w:r>
               <w:rPr>
                 <w:sz w:val="19"/>
               </w:rPr>
-              <w:t>The board outline is 72 mm wide × 115 mm tall (the previous hand-wired 95×72 mm board extended by 20 mm vertically). The W5500 module is at the top left (RJ45 toward the top edge), the ESP32 DevKitC (J1, USB toward the bottom edge) below it, and the three TO-220 parts (U1, U2, Q5) are stacked vertically on the right at 22 mm pitch with their tabs facing the right edge and the heatsinks (20×20 mm) on the right-edge side. The resistors are on the left edge and the transistors and LEDs at the bottom right. High-current external wiring uses solder-wire pads: J2 (+12 V input, for 1 mm² wire) is at the top right (front round connector side), and J5 (12 V output, for 1 mm² wire) is at the bottom right (back round connector side). The low-current J6 (PTT output), J7 (external Power indicator LED) and J8 (external +12 V indicator LED) are JST XH connectors (B2B-XH-A, 2-pin, 2.5 mm pitch, rated 3 A); J7 (left) and J6 (right) are placed side by side in the space between the W5500 module and the ESP32 socket, and J8 is on the left edge (below R11) (each area is drawn on the Dwgs.User layer of the KiCad PCB data; the dimensions of the W5500 module, etc. will be updated with data from the actual parts). The board is 4-layer: inner layer 1 is a full GND plane and inner layer 2 is a full +12 V (input side) plane, so GND and +12 V are connected through the inner layers without traces. The switched 12 V output (/Power, 5 A or more) runs from Q5's drain to J5 as a wide trace on both outer layers (4 mm, narrowing to 2 mm between Q5's leads). The J2, J5 and Q5 pads connect to the planes solidly (no thermal relief). All other signals are routed on the two outer layers with Freerouting (autorouter): 0.3 mm for signals and 0.8 mm for +5 V, +3.3 V and the /Power branch to the LED. Q1 and Q3 use the TO-92 footprint with 2.54 mm lead pitch (Inline_Wide). The heatsink mounting pin holes are not designed yet</w:t>
+              <w:t>)はネットクラスSupply5Vで信号線から0.5mm以上離す(C1自身の足の間だけは部品の寸法で0.4mmのため、</w:t>
+            </w:r>
+            <w:r>
+              <w:rPr>
+                <w:rFonts w:ascii="Menlo" w:hAnsi="Menlo"/>
+                <w:sz w:val="18"/>
+              </w:rPr>
+              <w:t>kicad/w5500-esp32.kicad_dru</w:t>
+            </w:r>
+            <w:r>
+              <w:rPr>
+                <w:sz w:val="19"/>
+              </w:rPr>
+              <w:t>の例外ルールで0.25mmとする)。J1(ESP32ソケット)のピンとピンの間には、はんだブリッジを避けるため表裏とも配線禁止領域を置き、配線を通さない(同じ+5Vの1番・2番の間だけは除く)。Q1・Q3は足の間隔2.54mmのTO-92(Inline_Wide)。放熱器の取付ピン穴は未設計</w:t>
+            </w:r>
+            <w:r>
+              <w:br/>
+            </w:r>
+            <w:r>
+              <w:rPr>
+                <w:sz w:val="19"/>
+              </w:rPr>
+              <w:t>The board outline is 72 mm wide × 115 mm tall (the previous hand-wired 95×72 mm board extended by 20 mm vertically). The W5500 module is at the top left (RJ45 toward the top edge), the ESP32 DevKitC (J1, USB toward the bottom edge) below it, and the three TO-220 parts (U1, U2, Q5) are stacked vertically on the right at 22 mm pitch with their tabs facing the right edge and the heatsinks (20×20 mm) on the right-edge side. The resistors are on the left edge and the transistors and LEDs at the bottom right. High-current external wiring uses solder-wire pads: J2 (+12 V input, for 1 mm² wire) is at the top right (front round connector side), and J5 (12 V output, for 1 mm² wire) is at the bottom right (back round connector side). The low-current J6 (PTT output), J7 (external Power indicator LED) and J8 (external +12 V indicator LED) are JST XH connectors (B2B-XH-A, 2-pin, 2.5 mm pitch, rated 3 A); J7 (left) and J6 (right) are placed side by side in the space between the W5500 module and the ESP32 socket, and J8 is on the left edge (below R11) (each area is drawn on the Dwgs.User layer of the KiCad PCB data; the dimensions of the W5500 module, etc. will be updated with data from the actual parts). The board is 4-layer: inner layer 1 is a full GND plane and inner layer 2 is a full +12 V (input side) plane, so GND and +12 V are connected through the inner layers without traces. The switched 12 V output (/Power, 5 A or more) runs from Q5's drain to J5 as a wide trace on both outer layers (4 mm, narrowing to 2 mm between Q5's leads). The J2, J5 and Q5 pads connect to the planes solidly (no thermal relief). All other signals are routed on the two outer layers with Freerouting (autorouter): 0.3 mm for signals, 0.8 mm for +3.3 V and the /Power branch to the LED, and 0.6 mm for +5 V. +5 V (</w:t>
+            </w:r>
+            <w:r>
+              <w:rPr>
+                <w:rFonts w:ascii="Menlo" w:hAnsi="Menlo"/>
+                <w:sz w:val="18"/>
+              </w:rPr>
+              <w:t>/+5v0</w:t>
+            </w:r>
+            <w:r>
+              <w:rPr>
+                <w:sz w:val="19"/>
+              </w:rPr>
+              <w:t xml:space="preserve">) is kept at least 0.5 mm from signal traces by the Supply5V net class (only between C1's own pads, which are 0.4 mm apart by the part's dimensions, an exception rule in </w:t>
+            </w:r>
+            <w:r>
+              <w:rPr>
+                <w:rFonts w:ascii="Menlo" w:hAnsi="Menlo"/>
+                <w:sz w:val="18"/>
+              </w:rPr>
+              <w:t>kicad/w5500-esp32.kicad_dru</w:t>
+            </w:r>
+            <w:r>
+              <w:rPr>
+                <w:sz w:val="19"/>
+              </w:rPr>
+              <w:t xml:space="preserve"> allows 0.25 mm). Between the pins of J1 (ESP32 socket), keepout areas on both layers prevent traces from passing, to avoid solder bridges (except between pins 1 and 2, which are both +5 V). Q1 and Q3 use the TO-92 footprint with 2.54 mm lead pitch (Inline_Wide). The heatsink mounting pin holes are not designed yet</w:t>
             </w:r>
           </w:p>
         </w:tc>

--- a/hardware/W5500_PA_PTT_Control/docs/W5500_PA_PTT_Control_仕様書.docx
+++ b/hardware/W5500_PA_PTT_Control/docs/W5500_PA_PTT_Control_仕様書.docx
@@ -150,7 +150,7 @@
               <w:rPr>
                 <w:sz w:val="19"/>
               </w:rPr>
-              <w:t>作成日</w:t>
+              <w:t>基板の版数(シルク表記)</w:t>
             </w:r>
             <w:r>
               <w:br/>
@@ -159,7 +159,7 @@
               <w:rPr>
                 <w:sz w:val="19"/>
               </w:rPr>
-              <w:t>Created</w:t>
+              <w:t>Board revision (silkscreen)</w:t>
             </w:r>
           </w:p>
         </w:tc>
@@ -172,42 +172,16 @@
               <w:rPr>
                 <w:sz w:val="19"/>
               </w:rPr>
-              <w:t>2026-08-07（Rev.2.0更新: 2026-08-30、実機回路(KiCad)に合わせて全面改訂／Rev.2.1更新: 2026-08-30、電源系統を訂正。J3(外付けDCDCバックコンバータ)は廃止し、U2(L7805)の+5VをMCU1とU1(TA48033S)の両方に供給する単一系統に修正／Rev.2.2更新: 2026-08-31、J1をFreenove実機の40pin DevKitCソケット配列に修正しMCU1もJ1と同じピン番号・信号名に統一。Power(スイッチ後12V)系統に赤色LED(D1)、+12V(入力側)系統に緑色LED(D2)の表示回路を追加／Rev.2.3更新: 2026-09-30、R8を100Ωに変更(KiCad回路図に合わせる)しR9を追記、IPアドレスの記述を固定IP方式に統一、12V電源ONまでの遅延を実装値(5秒)に訂正、Shonan_Lite-RasPI5側の「ESP32 W5500を使用する」設定とPi5 GPIO21によるPTT出力を追記／Rev.2.4更新: 2026-09-30、R8を1kΩ(1/2W推奨)に変更、Q1のベースをGNDへプルダウンするR12(10kΩ)を追加、KiCadのQ5シンボルを2SJ334の足の並び(1=G、2=D、3=S)に合わせて修正、U1・U2・Q5に放熱器を追加／Rev.2.5更新: 2026-09-30、前面・背面の丸型コネクタの裏に配線用の空き(内壁から20mm)を確保するため、放熱器の列を下へ移し(間隔22mm)、トランジスタ・LED・J5・J6を空きの手前へ移動／Rev.2.6更新: 2026-09-30、回路図の一部のGND記号の値が空で別ネットになっていたのを修正、内層をGND・+12Vの全面ベタにし12V出力を幅4mmで引いたうえで残りを自動配線、Q1・Q3を足の間隔2.54mmのTO-92に変更、Power表示LED(D1)・+12V表示LED(D2)を外付けにしてそれぞれJ7・J8で接続、J6・J7・J8をJST XHコネクタ(B2B-XH-A)に変更、R8の基板の穴を1/2W抵抗用に変更、C2をTA48033Sのデータシートどおり33µF・C1とC3を0.33µFに変更、Q3のベースにプルダウン抵抗R13(10kΩ)を追加、J1のGNDピン21〜24・40を接続、Q5の発熱の目安を高温時のオン抵抗で見直し／2026-10-01追記: J1の35番ピン(W5500 RST)の配線が+5Vのビアに0.3mmまで近づいていたため、+5V(</w:t>
-            </w:r>
-            <w:r>
-              <w:rPr>
-                <w:rFonts w:ascii="Menlo" w:hAnsi="Menlo"/>
-                <w:sz w:val="18"/>
-              </w:rPr>
-              <w:t>/+5v0</w:t>
+              <w:t>Rev.1.0(仕様書の版数とは別の番号。対応は下の「版数の対応表」を参照)</w:t>
+            </w:r>
+            <w:r>
+              <w:br/>
             </w:r>
             <w:r>
               <w:rPr>
                 <w:sz w:val="19"/>
               </w:rPr>
-              <w:t>)を信号線から0.5mm以上離し(線幅0.6mm)、J1のピンとピンの間に配線を通さないよう再配線(基板の版数表記はRev.2.6のまま)）</w:t>
-            </w:r>
-            <w:r>
-              <w:br/>
-            </w:r>
-            <w:r>
-              <w:rPr>
-                <w:sz w:val="19"/>
-              </w:rPr>
-              <w:t>2026-08-07 (Rev.2.0 update: 2026-08-30, fully revised to match the actual circuit (KiCad) / Rev.2.1 update: 2026-08-30, power system corrected: J3 (external DC-DC buck converter) removed, and the +5 V from U2 (L7805) now feeds both MCU1 and U1 (TA48033S) as a single system / Rev.2.2 update: 2026-08-31, J1 corrected to the pinout of the actual Freenove 40-pin DevKitC socket and MCU1 unified with J1's pin numbers and signal names; indicator circuits added: a red LED (D1) on the Power (switched 12 V) line and a green LED (D2) on the +12 V (input side) line / Rev.2.3 update: 2026-09-30, R8 changed to 100 Ω (to match the KiCad schematic) and R9 added, IP address description unified to the fixed-IP method, the delay until the 12 V power turns ON corrected to the implemented value (5 seconds), and the "Use ESP32 W5500" setting and PTT output via Pi 5 GPIO21 on the Shonan_Lite-RasPI5 side added / Rev.2.4 update: 2026-09-30, R8 changed to 1 kΩ (1/2 W recommended), R12 (10 kΩ) added to pull Q1's base down to GND, the KiCad symbol of Q5 corrected to the 2SJ334 pinout (1 = G, 2 = D, 3 = S), and heatsinks added to U1, U2 and Q5 / Rev.2.5 update: 2026-09-30, to leave 20 mm of wiring space (from the inner wall) behind the front and back round connectors, the heatsink column moved down (22 mm pitch) and the transistors, LEDs, J5 and J6 moved in front of that space / Rev.2.6 update: 2026-09-30, fixed GND symbols in the schematic whose value was empty (they formed a separate net), made the inner layers full GND and +12 V planes, laid the 12 V output as a 4 mm trace and autorouted the rest, changed Q1 and Q3 to the TO-92 footprint with 2.54 mm lead pitch, made the Power indicator LED (D1) and the +12 V indicator LED (D2) external, connected through J7 and J8, changed J6, J7 and J8 to JST XH connectors (B2B-XH-A), changed the R8 footprint to one for a 1/2 W resistor, changed C2 to 33 µF as in the TA48033S datasheet and C1 and C3 to 0.33 µF, added a pull-down resistor R13 (10 kΩ) on Q3's base, connected J1's GND pins 21–24 and 40, and revised the Q5 heat estimate using the on-resistance at high temperature / added 2026-10-01: because the trace from J1 pin 35 (W5500 RST) came within 0.3 mm of a +5 V via, re-routed so that +5 V (</w:t>
-            </w:r>
-            <w:r>
-              <w:rPr>
-                <w:rFonts w:ascii="Menlo" w:hAnsi="Menlo"/>
-                <w:sz w:val="18"/>
-              </w:rPr>
-              <w:t>/+5v0</w:t>
-            </w:r>
-            <w:r>
-              <w:rPr>
-                <w:sz w:val="19"/>
-              </w:rPr>
-              <w:t>) is at least 0.5 mm from signal traces (0.6 mm wide) and no trace passes between the pins of J1 (the board is still marked Rev.2.6))</w:t>
+              <w:t>Rev.1.0 (a number separate from this document's revision; see "Revision Correspondence" below)</w:t>
             </w:r>
           </w:p>
         </w:tc>
@@ -222,7 +196,7 @@
               <w:rPr>
                 <w:sz w:val="19"/>
               </w:rPr>
-              <w:t>対象ボード</w:t>
+              <w:t>作成日</w:t>
             </w:r>
             <w:r>
               <w:br/>
@@ -231,7 +205,7 @@
               <w:rPr>
                 <w:sz w:val="19"/>
               </w:rPr>
-              <w:t>Target board</w:t>
+              <w:t>Created</w:t>
             </w:r>
           </w:p>
         </w:tc>
@@ -244,7 +218,20 @@
               <w:rPr>
                 <w:sz w:val="19"/>
               </w:rPr>
-              <w:t>ESP32 (WROVER系、無印ESP32) + W5500 イーサネットモジュール</w:t>
+              <w:t>2026-08-07（Rev.2.0更新: 2026-08-30、実機回路(KiCad)に合わせて全面改訂／Rev.2.1更新: 2026-08-30、電源系統を訂正。J3(外付けDCDCバックコンバータ)は廃止し、U2(L7805)の+5VをMCU1とU1(TA48033S)の両方に供給する単一系統に修正／Rev.2.2更新: 2026-08-31、J1をFreenove実機の40pin DevKitCソケット配列に修正しMCU1もJ1と同じピン番号・信号名に統一。Power(スイッチ後12V)系統に赤色LED(D1)、+12V(入力側)系統に緑色LED(D2)の表示回路を追加／Rev.2.3更新: 2026-09-30、R8を100Ωに変更(KiCad回路図に合わせる)しR9を追記、IPアドレスの記述を固定IP方式に統一、12V電源ONまでの遅延を実装値(5秒)に訂正、Shonan_Lite-RasPI5側の「ESP32 W5500を使用する」設定とPi5 GPIO21によるPTT出力を追記／Rev.2.4更新: 2026-09-30、R8を1kΩ(1/2W推奨)に変更、Q1のベースをGNDへプルダウンするR12(10kΩ)を追加、KiCadのQ5シンボルを2SJ334の足の並び(1=G、2=D、3=S)に合わせて修正、U1・U2・Q5に放熱器を追加／Rev.2.5更新: 2026-09-30、前面・背面の丸型コネクタの裏に配線用の空き(内壁から20mm)を確保するため、放熱器の列を下へ移し(間隔22mm)、トランジスタ・LED・J5・J6を空きの手前へ移動／Rev.2.6更新: 2026-09-30、回路図の一部のGND記号の値が空で別ネットになっていたのを修正、内層をGND・+12Vの全面ベタにし12V出力を幅4mmで引いたうえで残りを自動配線、Q1・Q3を足の間隔2.54mmのTO-92に変更、Power表示LED(D1)・+12V表示LED(D2)を外付けにしてそれぞれJ7・J8で接続、J6・J7・J8をJST XHコネクタ(B2B-XH-A)に変更、R8の基板の穴を1/2W抵抗用に変更、C2をTA48033Sのデータシートどおり33µF・C1とC3を0.33µFに変更、Q3のベースにプルダウン抵抗R13(10kΩ)を追加、J1のGNDピン21〜24・40を接続、Q5の発熱の目安を高温時のオン抵抗で見直し／2026-10-01追記: J1の35番ピン(W5500 RST)の配線が+5Vのビアに0.3mmまで近づいていたため、+5V(</w:t>
+            </w:r>
+            <w:r>
+              <w:rPr>
+                <w:rFonts w:ascii="Menlo" w:hAnsi="Menlo"/>
+                <w:sz w:val="18"/>
+              </w:rPr>
+              <w:t>/+5v0</w:t>
+            </w:r>
+            <w:r>
+              <w:rPr>
+                <w:sz w:val="19"/>
+              </w:rPr>
+              <w:t>)を信号線から0.5mm以上離し(線幅0.6mm)、J1のピンとピンの間に配線を通さないよう再配線(基板の版数表記はRev.1.0)）</w:t>
             </w:r>
             <w:r>
               <w:br/>
@@ -253,7 +240,20 @@
               <w:rPr>
                 <w:sz w:val="19"/>
               </w:rPr>
-              <w:t>ESP32 (WROVER family, plain ESP32) + W5500 Ethernet module</w:t>
+              <w:t>2026-08-07 (Rev.2.0 update: 2026-08-30, fully revised to match the actual circuit (KiCad) / Rev.2.1 update: 2026-08-30, power system corrected: J3 (external DC-DC buck converter) removed, and the +5 V from U2 (L7805) now feeds both MCU1 and U1 (TA48033S) as a single system / Rev.2.2 update: 2026-08-31, J1 corrected to the pinout of the actual Freenove 40-pin DevKitC socket and MCU1 unified with J1's pin numbers and signal names; indicator circuits added: a red LED (D1) on the Power (switched 12 V) line and a green LED (D2) on the +12 V (input side) line / Rev.2.3 update: 2026-09-30, R8 changed to 100 Ω (to match the KiCad schematic) and R9 added, IP address description unified to the fixed-IP method, the delay until the 12 V power turns ON corrected to the implemented value (5 seconds), and the "Use ESP32 W5500" setting and PTT output via Pi 5 GPIO21 on the Shonan_Lite-RasPI5 side added / Rev.2.4 update: 2026-09-30, R8 changed to 1 kΩ (1/2 W recommended), R12 (10 kΩ) added to pull Q1's base down to GND, the KiCad symbol of Q5 corrected to the 2SJ334 pinout (1 = G, 2 = D, 3 = S), and heatsinks added to U1, U2 and Q5 / Rev.2.5 update: 2026-09-30, to leave 20 mm of wiring space (from the inner wall) behind the front and back round connectors, the heatsink column moved down (22 mm pitch) and the transistors, LEDs, J5 and J6 moved in front of that space / Rev.2.6 update: 2026-09-30, fixed GND symbols in the schematic whose value was empty (they formed a separate net), made the inner layers full GND and +12 V planes, laid the 12 V output as a 4 mm trace and autorouted the rest, changed Q1 and Q3 to the TO-92 footprint with 2.54 mm lead pitch, made the Power indicator LED (D1) and the +12 V indicator LED (D2) external, connected through J7 and J8, changed J6, J7 and J8 to JST XH connectors (B2B-XH-A), changed the R8 footprint to one for a 1/2 W resistor, changed C2 to 33 µF as in the TA48033S datasheet and C1 and C3 to 0.33 µF, added a pull-down resistor R13 (10 kΩ) on Q3's base, connected J1's GND pins 21–24 and 40, and revised the Q5 heat estimate using the on-resistance at high temperature / added 2026-10-01: because the trace from J1 pin 35 (W5500 RST) came within 0.3 mm of a +5 V via, re-routed so that +5 V (</w:t>
+            </w:r>
+            <w:r>
+              <w:rPr>
+                <w:rFonts w:ascii="Menlo" w:hAnsi="Menlo"/>
+                <w:sz w:val="18"/>
+              </w:rPr>
+              <w:t>/+5v0</w:t>
+            </w:r>
+            <w:r>
+              <w:rPr>
+                <w:sz w:val="19"/>
+              </w:rPr>
+              <w:t>) is at least 0.5 mm from signal traces (0.6 mm wide) and no trace passes between the pins of J1 (the board is marked Rev.1.0))</w:t>
             </w:r>
           </w:p>
         </w:tc>
@@ -268,7 +268,7 @@
               <w:rPr>
                 <w:sz w:val="19"/>
               </w:rPr>
-              <w:t>対象スケッチ</w:t>
+              <w:t>対象ボード</w:t>
             </w:r>
             <w:r>
               <w:br/>
@@ -277,7 +277,7 @@
               <w:rPr>
                 <w:sz w:val="19"/>
               </w:rPr>
-              <w:t>Target sketch</w:t>
+              <w:t>Target board</w:t>
             </w:r>
           </w:p>
         </w:tc>
@@ -288,10 +288,18 @@
           <w:p>
             <w:r>
               <w:rPr>
-                <w:rFonts w:ascii="Menlo" w:hAnsi="Menlo"/>
-                <w:sz w:val="18"/>
-              </w:rPr>
-              <w:t>hardware/W5500_PA_PTT_Control/W5500_PA_PTT_Control.ino</w:t>
+                <w:sz w:val="19"/>
+              </w:rPr>
+              <w:t>ESP32 (WROVER系、無印ESP32) + W5500 イーサネットモジュール</w:t>
+            </w:r>
+            <w:r>
+              <w:br/>
+            </w:r>
+            <w:r>
+              <w:rPr>
+                <w:sz w:val="19"/>
+              </w:rPr>
+              <w:t>ESP32 (WROVER family, plain ESP32) + W5500 Ethernet module</w:t>
             </w:r>
           </w:p>
         </w:tc>
@@ -306,7 +314,7 @@
               <w:rPr>
                 <w:sz w:val="19"/>
               </w:rPr>
-              <w:t>連携先</w:t>
+              <w:t>対象スケッチ</w:t>
             </w:r>
             <w:r>
               <w:br/>
@@ -315,7 +323,7 @@
               <w:rPr>
                 <w:sz w:val="19"/>
               </w:rPr>
-              <w:t>Connected apps</w:t>
+              <w:t>Target sketch</w:t>
             </w:r>
           </w:p>
         </w:tc>
@@ -326,18 +334,10 @@
           <w:p>
             <w:r>
               <w:rPr>
-                <w:sz w:val="19"/>
-              </w:rPr>
-              <w:t>shonan-android（DATV送信アプリ）、Shonan_Lite-android（本リポジトリのandroid/app、送信のTX開始/終了およびアプリ起動/終了に連動。4.4参照）</w:t>
-            </w:r>
-            <w:r>
-              <w:br/>
-            </w:r>
-            <w:r>
-              <w:rPr>
-                <w:sz w:val="19"/>
-              </w:rPr>
-              <w:t>shonan-android (DATV transmit app), Shonan_Lite-android (android/app in this repository; linked to TX start/stop and to app start/exit; see 4.4)</w:t>
+                <w:rFonts w:ascii="Menlo" w:hAnsi="Menlo"/>
+                <w:sz w:val="18"/>
+              </w:rPr>
+              <w:t>hardware/W5500_PA_PTT_Control/W5500_PA_PTT_Control.ino</w:t>
             </w:r>
           </w:p>
         </w:tc>
@@ -352,7 +352,7 @@
               <w:rPr>
                 <w:sz w:val="19"/>
               </w:rPr>
-              <w:t>ステータス</w:t>
+              <w:t>連携先</w:t>
             </w:r>
             <w:r>
               <w:br/>
@@ -361,7 +361,7 @@
               <w:rPr>
                 <w:sz w:val="19"/>
               </w:rPr>
-              <w:t>Status</w:t>
+              <w:t>Connected apps</w:t>
             </w:r>
           </w:p>
         </w:tc>
@@ -374,6 +374,52 @@
               <w:rPr>
                 <w:sz w:val="19"/>
               </w:rPr>
+              <w:t>shonan-android（DATV送信アプリ）、Shonan_Lite-android（本リポジトリのandroid/app、送信のTX開始/終了およびアプリ起動/終了に連動。4.4参照）</w:t>
+            </w:r>
+            <w:r>
+              <w:br/>
+            </w:r>
+            <w:r>
+              <w:rPr>
+                <w:sz w:val="19"/>
+              </w:rPr>
+              <w:t>shonan-android (DATV transmit app), Shonan_Lite-android (android/app in this repository; linked to TX start/stop and to app start/exit; see 4.4)</w:t>
+            </w:r>
+          </w:p>
+        </w:tc>
+      </w:tr>
+      <w:tr>
+        <w:tc>
+          <w:tcPr>
+            <w:tcW w:type="dxa" w:w="4320"/>
+          </w:tcPr>
+          <w:p>
+            <w:r>
+              <w:rPr>
+                <w:sz w:val="19"/>
+              </w:rPr>
+              <w:t>ステータス</w:t>
+            </w:r>
+            <w:r>
+              <w:br/>
+            </w:r>
+            <w:r>
+              <w:rPr>
+                <w:sz w:val="19"/>
+              </w:rPr>
+              <w:t>Status</w:t>
+            </w:r>
+          </w:p>
+        </w:tc>
+        <w:tc>
+          <w:tcPr>
+            <w:tcW w:type="dxa" w:w="4320"/>
+          </w:tcPr>
+          <w:p>
+            <w:r>
+              <w:rPr>
+                <w:sz w:val="19"/>
+              </w:rPr>
               <w:t>実機ESP32(ESP32-D0WD-V3)へ書き込み・起動確認済み（2026-08-30）。無線機を含めた実地テスト（12V電源/PTT駆動回路との結合試験）は未実施</w:t>
             </w:r>
             <w:r>
@@ -384,6 +430,397 @@
                 <w:sz w:val="19"/>
               </w:rPr>
               <w:t>Written to and boot-confirmed on an actual ESP32 (ESP32-D0WD-V3) (2026-08-30). Field testing including the radio (integration test with the 12 V power/PTT drive circuits) not yet done</w:t>
+            </w:r>
+          </w:p>
+        </w:tc>
+      </w:tr>
+    </w:tbl>
+    <w:p>
+      <w:pPr>
+        <w:pStyle w:val="Heading2"/>
+      </w:pPr>
+      <w:r>
+        <w:rPr/>
+        <w:t>版数の対応表 / Revision Correspondence</w:t>
+      </w:r>
+    </w:p>
+    <w:p>
+      <w:r>
+        <w:rPr/>
+        <w:t>仕様書の版数と基板の版数(シルク表記)は別の番号で管理する。基板を変更して製造し直すときは基板の版数を上げ、この表に行を追加する。</w:t>
+      </w:r>
+    </w:p>
+    <w:p>
+      <w:r>
+        <w:rPr/>
+        <w:t>The revision of this document and the revision of the board (silkscreen) are managed as separate numbers. When the board is changed and manufactured again, raise the board revision and add a row to this table.</w:t>
+      </w:r>
+    </w:p>
+    <w:tbl>
+      <w:tblPr>
+        <w:tblStyle w:val="TableGrid"/>
+        <w:tblW w:type="auto" w:w="0"/>
+        <w:tblLook w:firstColumn="1" w:firstRow="1" w:lastColumn="0" w:lastRow="0" w:noHBand="0" w:noVBand="1" w:val="04A0"/>
+      </w:tblPr>
+      <w:tblGrid>
+        <w:gridCol w:w="2160"/>
+        <w:gridCol w:w="2160"/>
+        <w:gridCol w:w="2160"/>
+        <w:gridCol w:w="2160"/>
+      </w:tblGrid>
+      <w:tr>
+        <w:tc>
+          <w:tcPr>
+            <w:tcW w:type="dxa" w:w="2160"/>
+            <w:shd w:val="clear" w:fill="E8EEF6"/>
+          </w:tcPr>
+          <w:p>
+            <w:r>
+              <w:rPr>
+                <w:b/>
+                <w:sz w:val="19"/>
+              </w:rPr>
+              <w:t>仕様書の版数</w:t>
+            </w:r>
+            <w:r>
+              <w:rPr>
+                <w:b/>
+              </w:rPr>
+              <w:br/>
+            </w:r>
+            <w:r>
+              <w:rPr>
+                <w:b/>
+                <w:sz w:val="19"/>
+              </w:rPr>
+              <w:t>Document revision</w:t>
+            </w:r>
+          </w:p>
+        </w:tc>
+        <w:tc>
+          <w:tcPr>
+            <w:tcW w:type="dxa" w:w="2160"/>
+            <w:shd w:val="clear" w:fill="E8EEF6"/>
+          </w:tcPr>
+          <w:p>
+            <w:r>
+              <w:rPr>
+                <w:b/>
+                <w:sz w:val="19"/>
+              </w:rPr>
+              <w:t>日付</w:t>
+            </w:r>
+            <w:r>
+              <w:rPr>
+                <w:b/>
+              </w:rPr>
+              <w:br/>
+            </w:r>
+            <w:r>
+              <w:rPr>
+                <w:b/>
+                <w:sz w:val="19"/>
+              </w:rPr>
+              <w:t>Date</w:t>
+            </w:r>
+          </w:p>
+        </w:tc>
+        <w:tc>
+          <w:tcPr>
+            <w:tcW w:type="dxa" w:w="2160"/>
+            <w:shd w:val="clear" w:fill="E8EEF6"/>
+          </w:tcPr>
+          <w:p>
+            <w:r>
+              <w:rPr>
+                <w:b/>
+                <w:sz w:val="19"/>
+              </w:rPr>
+              <w:t>基板の版数(シルク表記)</w:t>
+            </w:r>
+            <w:r>
+              <w:rPr>
+                <w:b/>
+              </w:rPr>
+              <w:br/>
+            </w:r>
+            <w:r>
+              <w:rPr>
+                <w:b/>
+                <w:sz w:val="19"/>
+              </w:rPr>
+              <w:t>Board revision (silkscreen)</w:t>
+            </w:r>
+          </w:p>
+        </w:tc>
+        <w:tc>
+          <w:tcPr>
+            <w:tcW w:type="dxa" w:w="2160"/>
+            <w:shd w:val="clear" w:fill="E8EEF6"/>
+          </w:tcPr>
+          <w:p>
+            <w:r>
+              <w:rPr>
+                <w:b/>
+                <w:sz w:val="19"/>
+              </w:rPr>
+              <w:t>備考</w:t>
+            </w:r>
+            <w:r>
+              <w:rPr>
+                <w:b/>
+              </w:rPr>
+              <w:br/>
+            </w:r>
+            <w:r>
+              <w:rPr>
+                <w:b/>
+                <w:sz w:val="19"/>
+              </w:rPr>
+              <w:t>Notes</w:t>
+            </w:r>
+          </w:p>
+        </w:tc>
+      </w:tr>
+      <w:tr>
+        <w:tc>
+          <w:tcPr>
+            <w:tcW w:type="dxa" w:w="2160"/>
+          </w:tcPr>
+          <w:p>
+            <w:r>
+              <w:rPr>
+                <w:sz w:val="19"/>
+              </w:rPr>
+              <w:t>Rev.1.0〜1.1</w:t>
+            </w:r>
+          </w:p>
+        </w:tc>
+        <w:tc>
+          <w:tcPr>
+            <w:tcW w:type="dxa" w:w="2160"/>
+          </w:tcPr>
+          <w:p>
+            <w:r>
+              <w:rPr>
+                <w:sz w:val="19"/>
+              </w:rPr>
+              <w:t>2026-08-07〜</w:t>
+            </w:r>
+          </w:p>
+        </w:tc>
+        <w:tc>
+          <w:tcPr>
+            <w:tcW w:type="dxa" w:w="2160"/>
+          </w:tcPr>
+          <w:p>
+            <w:r>
+              <w:rPr>
+                <w:sz w:val="19"/>
+              </w:rPr>
+              <w:t>—(プリント基板なし)</w:t>
+            </w:r>
+            <w:r>
+              <w:br/>
+            </w:r>
+            <w:r>
+              <w:rPr>
+                <w:sz w:val="19"/>
+              </w:rPr>
+              <w:t>— (no PCB)</w:t>
+            </w:r>
+          </w:p>
+        </w:tc>
+        <w:tc>
+          <w:tcPr>
+            <w:tcW w:type="dxa" w:w="2160"/>
+          </w:tcPr>
+          <w:p>
+            <w:r>
+              <w:rPr>
+                <w:sz w:val="19"/>
+              </w:rPr>
+              <w:t>LNA/PTT/PAの3チャンネル構成の旧仕様。KiCadで回路図を作る前</w:t>
+            </w:r>
+            <w:r>
+              <w:br/>
+            </w:r>
+            <w:r>
+              <w:rPr>
+                <w:sz w:val="19"/>
+              </w:rPr>
+              <w:t>Old specification with three channels (LNA/PTT/PA), before the schematic was drawn in KiCad</w:t>
+            </w:r>
+          </w:p>
+        </w:tc>
+      </w:tr>
+      <w:tr>
+        <w:tc>
+          <w:tcPr>
+            <w:tcW w:type="dxa" w:w="2160"/>
+          </w:tcPr>
+          <w:p>
+            <w:r>
+              <w:rPr>
+                <w:sz w:val="19"/>
+              </w:rPr>
+              <w:t>Rev.2.0〜2.5</w:t>
+            </w:r>
+          </w:p>
+        </w:tc>
+        <w:tc>
+          <w:tcPr>
+            <w:tcW w:type="dxa" w:w="2160"/>
+          </w:tcPr>
+          <w:p>
+            <w:r>
+              <w:rPr>
+                <w:sz w:val="19"/>
+              </w:rPr>
+              <w:t>2026-08-30〜2026-09-30</w:t>
+            </w:r>
+          </w:p>
+        </w:tc>
+        <w:tc>
+          <w:tcPr>
+            <w:tcW w:type="dxa" w:w="2160"/>
+          </w:tcPr>
+          <w:p>
+            <w:r>
+              <w:rPr>
+                <w:sz w:val="19"/>
+              </w:rPr>
+              <w:t>—(未製造)</w:t>
+            </w:r>
+            <w:r>
+              <w:br/>
+            </w:r>
+            <w:r>
+              <w:rPr>
+                <w:sz w:val="19"/>
+              </w:rPr>
+              <w:t>— (not manufactured)</w:t>
+            </w:r>
+          </w:p>
+        </w:tc>
+        <w:tc>
+          <w:tcPr>
+            <w:tcW w:type="dxa" w:w="2160"/>
+          </w:tcPr>
+          <w:p>
+            <w:r>
+              <w:rPr>
+                <w:sz w:val="19"/>
+              </w:rPr>
+              <w:t>KiCadで回路図・基板を設計中</w:t>
+            </w:r>
+            <w:r>
+              <w:br/>
+            </w:r>
+            <w:r>
+              <w:rPr>
+                <w:sz w:val="19"/>
+              </w:rPr>
+              <w:t>Schematic and PCB being designed in KiCad</w:t>
+            </w:r>
+          </w:p>
+        </w:tc>
+      </w:tr>
+      <w:tr>
+        <w:tc>
+          <w:tcPr>
+            <w:tcW w:type="dxa" w:w="2160"/>
+          </w:tcPr>
+          <w:p>
+            <w:r>
+              <w:rPr>
+                <w:sz w:val="19"/>
+              </w:rPr>
+              <w:t>Rev.2.6</w:t>
+            </w:r>
+          </w:p>
+        </w:tc>
+        <w:tc>
+          <w:tcPr>
+            <w:tcW w:type="dxa" w:w="2160"/>
+          </w:tcPr>
+          <w:p>
+            <w:r>
+              <w:rPr>
+                <w:sz w:val="19"/>
+              </w:rPr>
+              <w:t>2026-09-30(2026-10-01追記を含む)</w:t>
+            </w:r>
+            <w:r>
+              <w:br/>
+            </w:r>
+            <w:r>
+              <w:rPr>
+                <w:sz w:val="19"/>
+              </w:rPr>
+              <w:t>2026-09-30 (including the 2026-10-01 additions)</w:t>
+            </w:r>
+          </w:p>
+        </w:tc>
+        <w:tc>
+          <w:tcPr>
+            <w:tcW w:type="dxa" w:w="2160"/>
+          </w:tcPr>
+          <w:p>
+            <w:r>
+              <w:rPr>
+                <w:b/>
+                <w:sz w:val="19"/>
+              </w:rPr>
+              <w:t>Rev.1.0</w:t>
+            </w:r>
+          </w:p>
+        </w:tc>
+        <w:tc>
+          <w:tcPr>
+            <w:tcW w:type="dxa" w:w="2160"/>
+          </w:tcPr>
+          <w:p>
+            <w:r>
+              <w:rPr>
+                <w:sz w:val="19"/>
+              </w:rPr>
+              <w:t>最初に製造する基板。</w:t>
+            </w:r>
+            <w:r>
+              <w:rPr>
+                <w:rFonts w:ascii="Menlo" w:hAnsi="Menlo"/>
+                <w:sz w:val="18"/>
+              </w:rPr>
+              <w:t>fabrication/jlcpcb/</w:t>
+            </w:r>
+            <w:r>
+              <w:rPr>
+                <w:sz w:val="19"/>
+              </w:rPr>
+              <w:t>の発注データはこの版</w:t>
+            </w:r>
+            <w:r>
+              <w:br/>
+            </w:r>
+            <w:r>
+              <w:rPr>
+                <w:sz w:val="19"/>
+              </w:rPr>
+              <w:t xml:space="preserve">The first board to be manufactured. The order data in </w:t>
+            </w:r>
+            <w:r>
+              <w:rPr>
+                <w:rFonts w:ascii="Menlo" w:hAnsi="Menlo"/>
+                <w:sz w:val="18"/>
+              </w:rPr>
+              <w:t>fabrication/jlcpcb/</w:t>
+            </w:r>
+            <w:r>
+              <w:rPr>
+                <w:sz w:val="19"/>
+              </w:rPr>
+              <w:t xml:space="preserve"> is for this revision</w:t>
             </w:r>
           </w:p>
         </w:tc>

--- a/hardware/W5500_PA_PTT_Control/docs/W5500_PA_PTT_Control_仕様書.docx
+++ b/hardware/W5500_PA_PTT_Control/docs/W5500_PA_PTT_Control_仕様書.docx
@@ -135,7 +135,7 @@
               <w:rPr>
                 <w:sz w:val="19"/>
               </w:rPr>
-              <w:t>Rev.2.6</w:t>
+              <w:t>Rev.2.7</w:t>
             </w:r>
           </w:p>
         </w:tc>
@@ -172,7 +172,7 @@
               <w:rPr>
                 <w:sz w:val="19"/>
               </w:rPr>
-              <w:t>Rev.1.0(仕様書の版数とは別の番号。対応は下の「版数の対応表」を参照)</w:t>
+              <w:t>Rev.1.1(仕様書の版数とは別の番号。対応は下の「版数の対応表」を参照)</w:t>
             </w:r>
             <w:r>
               <w:br/>
@@ -181,7 +181,7 @@
               <w:rPr>
                 <w:sz w:val="19"/>
               </w:rPr>
-              <w:t>Rev.1.0 (a number separate from this document's revision; see "Revision Correspondence" below)</w:t>
+              <w:t>Rev.1.1 (a number separate from this document's revision; see "Revision Correspondence" below)</w:t>
             </w:r>
           </w:p>
         </w:tc>
@@ -231,7 +231,7 @@
               <w:rPr>
                 <w:sz w:val="19"/>
               </w:rPr>
-              <w:t>)を信号線から0.5mm以上離し(線幅0.6mm)、J1のピンとピンの間に配線を通さないよう再配線(基板の版数表記はRev.1.0)）</w:t>
+              <w:t>)を信号線から0.5mm以上離し(線幅0.6mm)、J1のピンとピンの間に配線を通さないよう再配線(基板の版数表記はRev.1.0)／Rev.2.7更新: 2026-10-01、放熱器(20PB020)の取付ピン(φ1.4mm、間隔12.5mm)用のめっき無し穴(φ1.8mm、周囲1mmは全層で銅箔なし)を追加し、M3穴の高さを基板から19mmに訂正(基板の版数をRev.1.1に変更)）</w:t>
             </w:r>
             <w:r>
               <w:br/>
@@ -253,7 +253,7 @@
               <w:rPr>
                 <w:sz w:val="19"/>
               </w:rPr>
-              <w:t>) is at least 0.5 mm from signal traces (0.6 mm wide) and no trace passes between the pins of J1 (the board is marked Rev.1.0))</w:t>
+              <w:t>) is at least 0.5 mm from signal traces (0.6 mm wide) and no trace passes between the pins of J1 (the board is marked Rev.1.0) / Rev.2.7 update: 2026-10-01, added non-plated holes (1.8 mm, no copper on any layer within 1 mm) for the heatsink (20PB020) mounting pins (1.4 mm dia., 12.5 mm pitch), and corrected the M3 hole height to 19 mm above the board (board revision changed to Rev.1.1))</w:t>
             </w:r>
           </w:p>
         </w:tc>
@@ -769,7 +769,6 @@
           <w:p>
             <w:r>
               <w:rPr>
-                <w:b/>
                 <w:sz w:val="19"/>
               </w:rPr>
               <w:t>Rev.1.0</w:t>
@@ -785,7 +784,71 @@
               <w:rPr>
                 <w:sz w:val="19"/>
               </w:rPr>
-              <w:t>最初に製造する基板。</w:t>
+              <w:t>放熱器の取付ピン用の穴なし</w:t>
+            </w:r>
+            <w:r>
+              <w:br/>
+            </w:r>
+            <w:r>
+              <w:rPr>
+                <w:sz w:val="19"/>
+              </w:rPr>
+              <w:t>No holes for the heatsink mounting pins</w:t>
+            </w:r>
+          </w:p>
+        </w:tc>
+      </w:tr>
+      <w:tr>
+        <w:tc>
+          <w:tcPr>
+            <w:tcW w:type="dxa" w:w="2160"/>
+          </w:tcPr>
+          <w:p>
+            <w:r>
+              <w:rPr>
+                <w:sz w:val="19"/>
+              </w:rPr>
+              <w:t>Rev.2.7</w:t>
+            </w:r>
+          </w:p>
+        </w:tc>
+        <w:tc>
+          <w:tcPr>
+            <w:tcW w:type="dxa" w:w="2160"/>
+          </w:tcPr>
+          <w:p>
+            <w:r>
+              <w:rPr>
+                <w:sz w:val="19"/>
+              </w:rPr>
+              <w:t>2026-10-01</w:t>
+            </w:r>
+          </w:p>
+        </w:tc>
+        <w:tc>
+          <w:tcPr>
+            <w:tcW w:type="dxa" w:w="2160"/>
+          </w:tcPr>
+          <w:p>
+            <w:r>
+              <w:rPr>
+                <w:b/>
+                <w:sz w:val="19"/>
+              </w:rPr>
+              <w:t>Rev.1.1</w:t>
+            </w:r>
+          </w:p>
+        </w:tc>
+        <w:tc>
+          <w:tcPr>
+            <w:tcW w:type="dxa" w:w="2160"/>
+          </w:tcPr>
+          <w:p>
+            <w:r>
+              <w:rPr>
+                <w:sz w:val="19"/>
+              </w:rPr>
+              <w:t>放熱器の取付ピン用のめっき無し穴を追加。</w:t>
             </w:r>
             <w:r>
               <w:rPr>
@@ -807,7 +870,7 @@
               <w:rPr>
                 <w:sz w:val="19"/>
               </w:rPr>
-              <w:t xml:space="preserve">The first board to be manufactured. The order data in </w:t>
+              <w:t xml:space="preserve">Non-plated holes for the heatsink mounting pins added. The order data in </w:t>
             </w:r>
             <w:r>
               <w:rPr>
@@ -3078,7 +3141,7 @@
               <w:rPr>
                 <w:sz w:val="19"/>
               </w:rPr>
-              <w:t>20×20mm、高さ25mm。基板取付用ピン付き。部品取付用のM3タップ穴は、下端から18mm・横は端から10mm(幅の中央)の位置にあり、M3ねじで部品のタブを固定する。TO-220のタブの穴は本体下端から約13mm(品種により差があり、実物で要確認)なので、部品は本体下端が基板から約5mm浮いた高さで取り付ける。基板上では、放熱器の部品側の面をタブの裏面にそろえ、放熱器の中央(穴の位置)が各部品の中央の足に来るように置いた</w:t>
+              <w:t>20×20mm、高さ25mm。部品取付用のM3タップ穴は、基板から19mm・横は端から10mm(幅の中央)の位置にあり、M3ねじで部品のタブを固定する。TO-220のタブの穴は本体下端から約13mm(品種により差があり、実物で要確認)なので、部品は本体下端が基板から約6mm浮いた高さで取り付ける。基板取付用の金属ピン(φ1.4mm、基板下へ約4.5mm)が2本あり、間隔は12.5mm(幅の中央から±6.25mm)、部品取付面から3.5mm奥の位置。基板にはφ1.8mmのめっき無し穴を開け、ピンが内層のGND・+12Vのベタや配線とショートしないよう、穴の縁から1mm以内は全層で銅箔を置かない(ピンははんだ付けしない。放熱器はM3ねじと部品の足で固定)。U1・U2はタブがGNDのため放熱器もGND電位、Q5(TO-220NIS)は絶縁。基板上では、放熱器の部品側の面をタブの裏面にそろえ、放熱器の中央(穴の位置)が各部品の中央の足に来るように置いた</w:t>
             </w:r>
             <w:r>
               <w:br/>
@@ -3087,7 +3150,7 @@
               <w:rPr>
                 <w:sz w:val="19"/>
               </w:rPr>
-              <w:t>20×20 mm, 25 mm high. With pins for PCB mounting. The M3 tapped hole for the part is 18 mm from the bottom and 10 mm from the side (center of the width), and the part's tab is fixed with an M3 screw. The tab hole of a TO-220 is about 13 mm above the bottom of the body (varies by part; check against the actual part), so each part is mounted with the bottom of its body about 5 mm above the board. On the PCB, the part-side face of each heatsink is aligned with the back of the tab, and the center of the heatsink (the hole position) is aligned with the part's middle lead</w:t>
+              <w:t>20×20 mm, 25 mm high. With pins for PCB mounting. The M3 tapped hole for the part is 19 mm above the board and 10 mm from the side (center of the width), and the part's tab is fixed with an M3 screw. The tab hole of a TO-220 is about 13 mm above the bottom of the body (varies by part; check against the actual part), so each part is mounted with the bottom of its body about 6 mm above the board. The heatsink has two metal mounting pins (1.4 mm dia., about 4.5 mm below the board) at 12.5 mm pitch (±6.25 mm from the center of the width), 3.5 mm behind the part-mounting face. The board has 1.8 mm non-plated holes for them, and no copper is placed on any layer within 1 mm of the hole edge so the pins cannot short to the inner GND/+12 V planes or traces (the pins are not soldered; the heatsink is held by the M3 screw and the part's leads). The tabs of U1 and U2 are GND, so their heatsinks are at GND potential; Q5 (TO-220NIS) is isolated. On the PCB, the part-side face of each heatsink is aligned with the back of the tab, and the center of the heatsink (the hole position) is aligned with the part's middle lead</w:t>
             </w:r>
           </w:p>
         </w:tc>
@@ -3187,7 +3250,7 @@
               <w:rPr>
                 <w:sz w:val="19"/>
               </w:rPr>
-              <w:t>の例外ルールで0.25mmとする)。J1(ESP32ソケット)のピンとピンの間には、はんだブリッジを避けるため表裏とも配線禁止領域を置き、配線を通さない(同じ+5Vの1番・2番の間だけは除く)。Q1・Q3は足の間隔2.54mmのTO-92(Inline_Wide)。放熱器の取付ピン穴は未設計</w:t>
+              <w:t>の例外ルールで0.25mmとする)。J1(ESP32ソケット)のピンとピンの間には、はんだブリッジを避けるため表裏とも配線禁止領域を置き、配線を通さない(同じ+5Vの1番・2番の間だけは除く)。Q1・Q3は足の間隔2.54mmのTO-92(Inline_Wide)。放熱器の取付ピンはめっき無し穴(φ1.8mm、周囲1mm銅箔なし)</w:t>
             </w:r>
             <w:r>
               <w:br/>
@@ -3222,7 +3285,7 @@
               <w:rPr>
                 <w:sz w:val="19"/>
               </w:rPr>
-              <w:t xml:space="preserve"> allows 0.25 mm). Between the pins of J1 (ESP32 socket), keepout areas on both layers prevent traces from passing, to avoid solder bridges (except between pins 1 and 2, which are both +5 V). Q1 and Q3 use the TO-92 footprint with 2.54 mm lead pitch (Inline_Wide). The heatsink mounting pin holes are not designed yet</w:t>
+              <w:t xml:space="preserve"> allows 0.25 mm). Between the pins of J1 (ESP32 socket), keepout areas on both layers prevent traces from passing, to avoid solder bridges (except between pins 1 and 2, which are both +5 V). Q1 and Q3 use the TO-92 footprint with 2.54 mm lead pitch (Inline_Wide). The heatsink mounting pins go into non-plated holes (1.8 mm, no copper within 1 mm)</w:t>
             </w:r>
           </w:p>
         </w:tc>

--- a/hardware/W5500_PA_PTT_Control/docs/W5500_PA_PTT_Control_仕様書.docx
+++ b/hardware/W5500_PA_PTT_Control/docs/W5500_PA_PTT_Control_仕様書.docx
@@ -135,7 +135,7 @@
               <w:rPr>
                 <w:sz w:val="19"/>
               </w:rPr>
-              <w:t>Rev.2.7</w:t>
+              <w:t>Rev.2.8</w:t>
             </w:r>
           </w:p>
         </w:tc>
@@ -172,7 +172,7 @@
               <w:rPr>
                 <w:sz w:val="19"/>
               </w:rPr>
-              <w:t>Rev.1.1(仕様書の版数とは別の番号。対応は下の「版数の対応表」を参照)</w:t>
+              <w:t>Rev.1.2(仕様書の版数とは別の番号。対応は下の「版数の対応表」を参照)</w:t>
             </w:r>
             <w:r>
               <w:br/>
@@ -181,7 +181,7 @@
               <w:rPr>
                 <w:sz w:val="19"/>
               </w:rPr>
-              <w:t>Rev.1.1 (a number separate from this document's revision; see "Revision Correspondence" below)</w:t>
+              <w:t>Rev.1.2 (a number separate from this document's revision; see "Revision Correspondence" below)</w:t>
             </w:r>
           </w:p>
         </w:tc>
@@ -231,7 +231,7 @@
               <w:rPr>
                 <w:sz w:val="19"/>
               </w:rPr>
-              <w:t>)を信号線から0.5mm以上離し(線幅0.6mm)、J1のピンとピンの間に配線を通さないよう再配線(基板の版数表記はRev.1.0)／Rev.2.7更新: 2026-10-01、放熱器(20PB020)の取付ピン(φ1.4mm、間隔12.5mm)用のめっき無し穴(φ1.8mm、周囲1mmは全層で銅箔なし)を追加し、M3穴の高さを基板から19mmに訂正(基板の版数をRev.1.1に変更)）</w:t>
+              <w:t>)を信号線から0.5mm以上離し(線幅0.6mm)、J1のピンとピンの間に配線を通さないよう再配線(基板の版数表記はRev.1.0)／Rev.2.7更新: 2026-10-01、放熱器(20PB020)の取付ピン(φ1.4mm、間隔12.5mm)用のめっき無し穴(φ1.8mm、周囲1mmは全層で銅箔なし)を追加し、M3穴の高さを基板から19mmに訂正(基板の版数をRev.1.1に変更)／Rev.2.8更新: 2026-10-03、3.3VレギュレータU1をTA48033SからLM2940T-3.3(TO-220、1=IN・2=GND・3=OUT)に変更。足の並びが違うためU1の2番をGND・3番を+3V3_Aにつなぎ替えて裏面の配線を引き直し、C1をLM2940のデータシートどおり0.47µFに変更(基板の版数をRev.1.2に変更)）</w:t>
             </w:r>
             <w:r>
               <w:br/>
@@ -253,7 +253,7 @@
               <w:rPr>
                 <w:sz w:val="19"/>
               </w:rPr>
-              <w:t>) is at least 0.5 mm from signal traces (0.6 mm wide) and no trace passes between the pins of J1 (the board is marked Rev.1.0) / Rev.2.7 update: 2026-10-01, added non-plated holes (1.8 mm, no copper on any layer within 1 mm) for the heatsink (20PB020) mounting pins (1.4 mm dia., 12.5 mm pitch), and corrected the M3 hole height to 19 mm above the board (board revision changed to Rev.1.1))</w:t>
+              <w:t>) is at least 0.5 mm from signal traces (0.6 mm wide) and no trace passes between the pins of J1 (the board is marked Rev.1.0) / Rev.2.7 update: 2026-10-01, added non-plated holes (1.8 mm, no copper on any layer within 1 mm) for the heatsink (20PB020) mounting pins (1.4 mm dia., 12.5 mm pitch), and corrected the M3 hole height to 19 mm above the board (board revision changed to Rev.1.1) / Rev.2.8 update: 2026-10-03, the 3.3 V regulator U1 changed from the TA48033S to the LM2940T-3.3 (TO-220, 1 = IN, 2 = GND, 3 = OUT); because the pinout differs, U1 pin 2 was reconnected to GND and pin 3 to +3V3_A and the bottom-layer trace re-routed, and C1 changed to 0.47 µF as in the LM2940 datasheet (board revision changed to Rev.1.2))</w:t>
             </w:r>
           </w:p>
         </w:tc>
@@ -832,7 +832,6 @@
           <w:p>
             <w:r>
               <w:rPr>
-                <w:b/>
                 <w:sz w:val="19"/>
               </w:rPr>
               <w:t>Rev.1.1</w:t>
@@ -848,7 +847,71 @@
               <w:rPr>
                 <w:sz w:val="19"/>
               </w:rPr>
-              <w:t>放熱器の取付ピン用のめっき無し穴を追加。</w:t>
+              <w:t>放熱器の取付ピン用のめっき無し穴を追加。U1はTA48033S(1=IN・2=OUT・3=GND)の足の並び</w:t>
+            </w:r>
+            <w:r>
+              <w:br/>
+            </w:r>
+            <w:r>
+              <w:rPr>
+                <w:sz w:val="19"/>
+              </w:rPr>
+              <w:t>Non-plated holes for the heatsink mounting pins added. U1 uses the TA48033S pinout (1 = IN, 2 = OUT, 3 = GND)</w:t>
+            </w:r>
+          </w:p>
+        </w:tc>
+      </w:tr>
+      <w:tr>
+        <w:tc>
+          <w:tcPr>
+            <w:tcW w:type="dxa" w:w="2160"/>
+          </w:tcPr>
+          <w:p>
+            <w:r>
+              <w:rPr>
+                <w:sz w:val="19"/>
+              </w:rPr>
+              <w:t>Rev.2.8</w:t>
+            </w:r>
+          </w:p>
+        </w:tc>
+        <w:tc>
+          <w:tcPr>
+            <w:tcW w:type="dxa" w:w="2160"/>
+          </w:tcPr>
+          <w:p>
+            <w:r>
+              <w:rPr>
+                <w:sz w:val="19"/>
+              </w:rPr>
+              <w:t>2026-10-03</w:t>
+            </w:r>
+          </w:p>
+        </w:tc>
+        <w:tc>
+          <w:tcPr>
+            <w:tcW w:type="dxa" w:w="2160"/>
+          </w:tcPr>
+          <w:p>
+            <w:r>
+              <w:rPr>
+                <w:b/>
+                <w:sz w:val="19"/>
+              </w:rPr>
+              <w:t>Rev.1.2</w:t>
+            </w:r>
+          </w:p>
+        </w:tc>
+        <w:tc>
+          <w:tcPr>
+            <w:tcW w:type="dxa" w:w="2160"/>
+          </w:tcPr>
+          <w:p>
+            <w:r>
+              <w:rPr>
+                <w:sz w:val="19"/>
+              </w:rPr>
+              <w:t>U1をLM2940T-3.3(1=IN・2=GND・3=OUT)に変更し配線を引き直し、C1を0.47µFに変更。</w:t>
             </w:r>
             <w:r>
               <w:rPr>
@@ -861,7 +924,7 @@
               <w:rPr>
                 <w:sz w:val="19"/>
               </w:rPr>
-              <w:t>の発注データはこの版</w:t>
+              <w:t>の発注データはこの版。Rev.1.1の基板にLM2940T-3.3を載せると出力とGNDが逆になるので使わない</w:t>
             </w:r>
             <w:r>
               <w:br/>
@@ -870,7 +933,7 @@
               <w:rPr>
                 <w:sz w:val="19"/>
               </w:rPr>
-              <w:t xml:space="preserve">Non-plated holes for the heatsink mounting pins added. The order data in </w:t>
+              <w:t xml:space="preserve">U1 changed to the LM2940T-3.3 (1 = IN, 2 = GND, 3 = OUT) with re-routed traces, and C1 changed to 0.47 µF. The order data in </w:t>
             </w:r>
             <w:r>
               <w:rPr>
@@ -883,7 +946,7 @@
               <w:rPr>
                 <w:sz w:val="19"/>
               </w:rPr>
-              <w:t xml:space="preserve"> is for this revision</w:t>
+              <w:t xml:space="preserve"> is for this revision. Do not fit an LM2940T-3.3 on a Rev.1.1 board, as its output and GND would be swapped</w:t>
             </w:r>
           </w:p>
         </w:tc>
@@ -1635,7 +1698,7 @@
               <w:rPr>
                 <w:sz w:val="19"/>
               </w:rPr>
-              <w:t>U1 (TA48033S)</w:t>
+              <w:t>U1 (LM2940T-3.3)</w:t>
             </w:r>
           </w:p>
         </w:tc>
@@ -1648,7 +1711,7 @@
               <w:rPr>
                 <w:sz w:val="19"/>
               </w:rPr>
-              <w:t>U2出力の+5V→+3.3Vのリニアレギュレータ(TO-220)。W5500(A1)のVCC(+3V3_A)専用</w:t>
+              <w:t>U2出力の+5V→+3.3Vのリニアレギュレータ(TO-220、1A、足は1=IN・2=GND・3=OUT)。W5500(A1)のVCC(+3V3_A)専用</w:t>
             </w:r>
             <w:r>
               <w:br/>
@@ -1657,7 +1720,7 @@
               <w:rPr>
                 <w:sz w:val="19"/>
               </w:rPr>
-              <w:t>+5 V (U2 output) → +3.3 V linear regulator (TO-220). Dedicated to the W5500 (A1) VCC (+3V3_A)</w:t>
+              <w:t>+5 V (U2 output) → +3.3 V linear regulator (TO-220, 1 A, pins 1 = IN, 2 = GND, 3 = OUT). Dedicated to the W5500 (A1) VCC (+3V3_A)</w:t>
             </w:r>
           </w:p>
         </w:tc>
@@ -1718,7 +1781,7 @@
               <w:rPr>
                 <w:sz w:val="19"/>
               </w:rPr>
-              <w:t>C1 (0.33µF、16V以上)</w:t>
+              <w:t>C1 (0.47µF、16V以上)</w:t>
             </w:r>
             <w:r>
               <w:br/>
@@ -1727,7 +1790,7 @@
               <w:rPr>
                 <w:sz w:val="19"/>
               </w:rPr>
-              <w:t>C1 (0.33 µF, 16 V or higher)</w:t>
+              <w:t>C1 (0.47 µF, 16 V or higher)</w:t>
             </w:r>
           </w:p>
         </w:tc>
@@ -1740,7 +1803,7 @@
               <w:rPr>
                 <w:sz w:val="19"/>
               </w:rPr>
-              <w:t>U2の出力・U1の入力(+5V)側コンデンサ(TA48033Sデータシートの推奨CIN=0.33µF)</w:t>
+              <w:t>U2の出力・U1の入力(+5V)側コンデンサ(LM2940データシートのCIN=0.47µF。U1が電源のフィルタから離れているときは必要)</w:t>
             </w:r>
             <w:r>
               <w:br/>
@@ -1749,7 +1812,7 @@
               <w:rPr>
                 <w:sz w:val="19"/>
               </w:rPr>
-              <w:t>Capacitor on U2's output / U1's input (+5 V) (CIN = 0.33 µF recommended in the TA48033S datasheet)</w:t>
+              <w:t>Capacitor on U2's output / U1's input (+5 V) (CIN = 0.47 µF in the LM2940 datasheet; required when U1 is far from the supply filter)</w:t>
             </w:r>
           </w:p>
         </w:tc>
@@ -1786,7 +1849,7 @@
               <w:rPr>
                 <w:sz w:val="19"/>
               </w:rPr>
-              <w:t>U1(TA48033S)の出力(+3.3V)側コンデンサ。TA48033Sは出力コンデンサが小さいと発振するおそれがあるため、データシートの標準回路どおり33µFとする(0.1µFでは不足)。+側が+3.3V</w:t>
+              <w:t>U1(LM2940T-3.3)の出力(+3.3V)側コンデンサ。LM2940は出力コンデンサが22µF以上でESRが0.1〜1Ωでないと発振するおそれがあるため、33µFの電解コンデンサとする(0.1µFのセラミックでは不足)。+側が+3.3V</w:t>
             </w:r>
             <w:r>
               <w:br/>
@@ -1795,7 +1858,7 @@
               <w:rPr>
                 <w:sz w:val="19"/>
               </w:rPr>
-              <w:t>Output (+3.3 V) capacitor of U1 (TA48033S). The TA48033S may oscillate with a small output capacitor, so 33 µF is used as in the datasheet's standard circuit (0.1 µF is not enough). The + side goes to +3.3 V</w:t>
+              <w:t>Output (+3.3 V) capacitor of U1 (LM2940T-3.3). The LM2940 may oscillate unless the output capacitor is at least 22 µF with an ESR of 0.1–1 Ω, so a 33 µF electrolytic capacitor is used (a 0.1 µF ceramic is not enough). The + side goes to +3.3 V</w:t>
             </w:r>
           </w:p>
         </w:tc>
@@ -2640,7 +2703,7 @@
         <w:rPr>
           <w:b/>
         </w:rPr>
-        <w:t>)をMCU1(DevKitC基板)とU1(TA48033S)の両方に分岐供給</w:t>
+        <w:t>)をMCU1(DevKitC基板)とU1(LM2940T-3.3)の両方に分岐供給</w:t>
       </w:r>
       <w:r>
         <w:rPr/>
@@ -2670,7 +2733,7 @@
         <w:rPr>
           <w:b/>
         </w:rPr>
-        <w:t>) generated by U2 (L7805) is branched to both MCU1 (DevKitC board) and U1 (TA48033S)</w:t>
+        <w:t>) generated by U2 (L7805) is branched to both MCU1 (DevKitC board) and U1 (LM2940T-3.3)</w:t>
       </w:r>
       <w:r>
         <w:rPr/>
@@ -2695,7 +2758,7 @@
         <w:br/>
         <w:t xml:space="preserve">                               │                                     (converted to 3.3 V by the on-board LDO for the ESP32 module)</w:t>
         <w:br/>
-        <w:t xml:space="preserve">                               └── U1(TA48033S、5V→3.3V) → A1(VCC、W5500)</w:t>
+        <w:t xml:space="preserve">                               └── U1(LM2940T-3.3、5V→3.3V) → A1(VCC、W5500)</w:t>
       </w:r>
     </w:p>
     <w:tbl>
@@ -2886,7 +2949,7 @@
               <w:rPr>
                 <w:sz w:val="19"/>
               </w:rPr>
-              <w:t>+12V → U2(L7805、12V→5V) → U1(TA48033S、5V→3.3V) → A1(VCC)</w:t>
+              <w:t>+12V → U2(L7805、12V→5V) → U1(LM2940T-3.3、5V→3.3V) → A1(VCC)</w:t>
             </w:r>
           </w:p>
         </w:tc>
@@ -2986,13 +3049,13 @@
     <w:p>
       <w:r>
         <w:rPr/>
-        <w:t>U2(L7805)・U1(TA48033S)・Q5(2SJ334)には、それぞれ放熱器を付ける。</w:t>
+        <w:t>U2(L7805)・U1(LM2940T-3.3)・Q5(2SJ334)には、それぞれ放熱器を付ける。</w:t>
       </w:r>
     </w:p>
     <w:p>
       <w:r>
         <w:rPr/>
-        <w:t>A heatsink is attached to each of U2 (L7805), U1 (TA48033S) and Q5 (2SJ334).</w:t>
+        <w:t>A heatsink is attached to each of U2 (L7805), U1 (LM2940T-3.3) and Q5 (2SJ334).</w:t>
       </w:r>
     </w:p>
     <w:tbl>
@@ -3358,7 +3421,7 @@
       </w:pPr>
       <w:r>
         <w:rPr/>
-        <w:t>U1(TA48033S): (5V−3.3V)×約0.13A(W5500)≒0.2Wと小さい。</w:t>
+        <w:t>U1(LM2940T-3.3): (5V−3.3V)×約0.13A(W5500)≒0.2Wと小さい。</w:t>
       </w:r>
     </w:p>
     <w:p>
@@ -3391,7 +3454,7 @@
       </w:pPr>
       <w:r>
         <w:rPr/>
-        <w:t>U1 (TA48033S): (5 V − 3.3 V) × about 0.13 A (W5500) ≈ 0.2 W, which is small.</w:t>
+        <w:t>U1 (LM2940T-3.3): (5 V − 3.3 V) × about 0.13 A (W5500) ≈ 0.2 W, which is small.</w:t>
       </w:r>
     </w:p>
     <w:p>

--- a/hardware/W5500_PA_PTT_Control/docs/W5500_PA_PTT_Control_仕様書.docx
+++ b/hardware/W5500_PA_PTT_Control/docs/W5500_PA_PTT_Control_仕様書.docx
@@ -231,7 +231,7 @@
               <w:rPr>
                 <w:sz w:val="19"/>
               </w:rPr>
-              <w:t>)を信号線から0.5mm以上離し(線幅0.6mm)、J1のピンとピンの間に配線を通さないよう再配線(基板の版数表記はRev.1.0)／Rev.2.7更新: 2026-10-01、放熱器(20PB020)の取付ピン(φ1.4mm、間隔12.5mm)用のめっき無し穴(φ1.8mm、周囲1mmは全層で銅箔なし)を追加し、M3穴の高さを基板から19mmに訂正(基板の版数をRev.1.1に変更)／Rev.2.8更新: 2026-10-03、3.3VレギュレータU1をTA48033SからLM2940T-3.3(TO-220、1=IN・2=GND・3=OUT)に変更。足の並びが違うためU1の2番をGND・3番を+3V3_Aにつなぎ替えて裏面の配線を引き直し、C1をLM2940のデータシートどおり0.47µFに変更(基板の版数をRev.1.2に変更)）</w:t>
+              <w:t>)を信号線から0.5mm以上離し(線幅0.6mm)、J1のピンとピンの間に配線を通さないよう再配線(基板の版数表記はRev.1.0)／Rev.2.7更新: 2026-10-01、放熱器(20PB020)の取付ピン(φ1.4mm、間隔12.5mm)用のめっき無し穴(φ1.8mm、周囲1mmは全層で銅箔なし)を追加し、M3穴の高さを基板から19mmに訂正(基板の版数をRev.1.1に変更)／Rev.2.8更新: 2026-10-03、3.3VレギュレータU1をTA48033SからLM2940T-3.3(TO-220、1=IN・2=GND・3=OUT)に変更。足の並びが違うためU1の2番をGND・3番を+3V3_Aにつなぎ替えて裏面の配線を引き直し、C1をLM2940のデータシートどおり0.47µFに変更(基板の版数をRev.1.2に変更)／2026-10-16追記: ESP32 DevKitC(J1)・W5500(A1)はピンソケットを使わず基板に直接はんだ付けする記述に訂正(基板は変更なし)）</w:t>
             </w:r>
             <w:r>
               <w:br/>
@@ -253,7 +253,7 @@
               <w:rPr>
                 <w:sz w:val="19"/>
               </w:rPr>
-              <w:t>) is at least 0.5 mm from signal traces (0.6 mm wide) and no trace passes between the pins of J1 (the board is marked Rev.1.0) / Rev.2.7 update: 2026-10-01, added non-plated holes (1.8 mm, no copper on any layer within 1 mm) for the heatsink (20PB020) mounting pins (1.4 mm dia., 12.5 mm pitch), and corrected the M3 hole height to 19 mm above the board (board revision changed to Rev.1.1) / Rev.2.8 update: 2026-10-03, the 3.3 V regulator U1 changed from the TA48033S to the LM2940T-3.3 (TO-220, 1 = IN, 2 = GND, 3 = OUT); because the pinout differs, U1 pin 2 was reconnected to GND and pin 3 to +3V3_A and the bottom-layer trace re-routed, and C1 changed to 0.47 µF as in the LM2940 datasheet (board revision changed to Rev.1.2))</w:t>
+              <w:t>) is at least 0.5 mm from signal traces (0.6 mm wide) and no trace passes between the pins of J1 (the board is marked Rev.1.0) / Rev.2.7 update: 2026-10-01, added non-plated holes (1.8 mm, no copper on any layer within 1 mm) for the heatsink (20PB020) mounting pins (1.4 mm dia., 12.5 mm pitch), and corrected the M3 hole height to 19 mm above the board (board revision changed to Rev.1.1) / Rev.2.8 update: 2026-10-03, the 3.3 V regulator U1 changed from the TA48033S to the LM2940T-3.3 (TO-220, 1 = IN, 2 = GND, 3 = OUT); because the pinout differs, U1 pin 2 was reconnected to GND and pin 3 to +3V3_A and the bottom-layer trace re-routed, and C1 changed to 0.47 µF as in the LM2940 datasheet (board revision changed to Rev.1.2) / added 2026-10-16: corrected the description so that the ESP32 DevKitC (J1) and the W5500 (A1) are soldered directly to the board without pin sockets (no change to the board))</w:t>
             </w:r>
           </w:p>
         </w:tc>
@@ -1886,7 +1886,7 @@
               <w:rPr>
                 <w:sz w:val="19"/>
               </w:rPr>
-              <w:t>Freenove ESP32-WROOM-32E DevKitC(40pin、25.4mm幅)を直接プラグインするメスソケット</w:t>
+              <w:t>Freenove ESP32-WROOM-32E DevKitC(40pin、25.4mm幅)の取付位置。ピンソケットは使わず、DevKitCのピンを基板に直接はんだ付けする(W5500(A1)も同じ)</w:t>
             </w:r>
             <w:r>
               <w:br/>
@@ -1895,7 +1895,7 @@
               <w:rPr>
                 <w:sz w:val="19"/>
               </w:rPr>
-              <w:t>Female socket into which a Freenove ESP32-WROOM-32E DevKitC (40 pins, 25.4 mm wide) plugs directly</w:t>
+              <w:t>Mounting position for a Freenove ESP32-WROOM-32E DevKitC (40 pins, 25.4 mm wide). No pin socket is used; the DevKitC pins are soldered directly to the board (the W5500 (A1) likewise)</w:t>
             </w:r>
           </w:p>
         </w:tc>
@@ -3287,7 +3287,7 @@
               <w:rPr>
                 <w:sz w:val="19"/>
               </w:rPr>
-              <w:t>基板外形は横72mm×縦115mm(従来の手配線基板95×72mmを縦に20mm延長)。左上にW5500モジュール(RJ45は上端側)、その下にESP32 DevKitC(J1、USBは下端側)、右側にTO-220の3部品(U1・U2・Q5)を22mm間隔で縦に並べて放熱タブを右端側に向け、放熱器(20×20mm)を右端側に置く。左端に抵抗、右下にトランジスタ・LEDを配置。大電流の外部配線は電線はんだ付け用パッドで、J2(+12V入力、1mm²線用)は右上(前面の丸型コネクタ側)、J5(12V出力、1mm²線用)は右下(背面の丸型コネクタ側)に置く。小電流のJ6(PTT出力)・J7(外付けPower表示LED)・J8(外付け+12V表示LED)はJST XHコネクタ(B2B-XH-A、2ピン、ピッチ2.5mm、定格3A)とし、J7(左)・J6(右)はW5500モジュールとESP32ソケットの間の空きに横に並べ、J8は左端(R11の下)に置く(KiCadの基板データのDwgs.Userレイヤーに各範囲を記入。W5500モジュール等の寸法は実物のデータで更新予定)。4層基板で、内層1をGNDの全面ベタ、内層2を+12V(入力側)の全面ベタとし、GNDと+12Vは配線せずに内層で接続する。スイッチ後の12V出力(/Power、5A以上)はQ5のドレインからJ5まで表裏両面に幅4mm(Q5の足の間は2mm)の太いパターンで引く。J2・J5・Q5のパッドはベタ面へ直結(サーマルなし)。それ以外の信号はFreerouting(自動配線)で表裏2層に配線した(信号0.3mm、+3.3V・LED用の/Power分岐は0.8mm、+5Vは0.6mm)。+5V(</w:t>
+              <w:t>基板外形は横72mm×縦115mm(従来の手配線基板95×72mmを縦に20mm延長)。左上にW5500モジュール(RJ45は上端側)、その下にESP32 DevKitC(J1、USBは下端側)、右側にTO-220の3部品(U1・U2・Q5)を22mm間隔で縦に並べて放熱タブを右端側に向け、放熱器(20×20mm)を右端側に置く。左端に抵抗、右下にトランジスタ・LEDを配置。大電流の外部配線は電線はんだ付け用パッドで、J2(+12V入力、1mm²線用)は右上(前面の丸型コネクタ側)、J5(12V出力、1mm²線用)は右下(背面の丸型コネクタ側)に置く。小電流のJ6(PTT出力)・J7(外付けPower表示LED)・J8(外付け+12V表示LED)はJST XHコネクタ(B2B-XH-A、2ピン、ピッチ2.5mm、定格3A)とし、J7(左)・J6(右)はW5500モジュールとESP32(J1)の間の空きに横に並べ、J8は左端(R11の下)に置く(KiCadの基板データのDwgs.Userレイヤーに各範囲を記入。W5500モジュール等の寸法は実物のデータで更新予定)。4層基板で、内層1をGNDの全面ベタ、内層2を+12V(入力側)の全面ベタとし、GNDと+12Vは配線せずに内層で接続する。スイッチ後の12V出力(/Power、5A以上)はQ5のドレインからJ5まで表裏両面に幅4mm(Q5の足の間は2mm)の太いパターンで引く。J2・J5・Q5のパッドはベタ面へ直結(サーマルなし)。それ以外の信号はFreerouting(自動配線)で表裏2層に配線した(信号0.3mm、+3.3V・LED用の/Power分岐は0.8mm、+5Vは0.6mm)。+5V(</w:t>
             </w:r>
             <w:r>
               <w:rPr>
@@ -3313,7 +3313,7 @@
               <w:rPr>
                 <w:sz w:val="19"/>
               </w:rPr>
-              <w:t>の例外ルールで0.25mmとする)。J1(ESP32ソケット)のピンとピンの間には、はんだブリッジを避けるため表裏とも配線禁止領域を置き、配線を通さない(同じ+5Vの1番・2番の間だけは除く)。Q1・Q3は足の間隔2.54mmのTO-92(Inline_Wide)。放熱器の取付ピンはめっき無し穴(φ1.8mm、周囲1mm銅箔なし)</w:t>
+              <w:t>の例外ルールで0.25mmとする)。J1(ESP32)のピンとピンの間には、はんだブリッジを避けるため表裏とも配線禁止領域を置き、配線を通さない(同じ+5Vの1番・2番の間だけは除く)。Q1・Q3は足の間隔2.54mmのTO-92(Inline_Wide)。放熱器の取付ピンはめっき無し穴(φ1.8mm、周囲1mm銅箔なし)</w:t>
             </w:r>
             <w:r>
               <w:br/>
@@ -3322,7 +3322,7 @@
               <w:rPr>
                 <w:sz w:val="19"/>
               </w:rPr>
-              <w:t>The board outline is 72 mm wide × 115 mm tall (the previous hand-wired 95×72 mm board extended by 20 mm vertically). The W5500 module is at the top left (RJ45 toward the top edge), the ESP32 DevKitC (J1, USB toward the bottom edge) below it, and the three TO-220 parts (U1, U2, Q5) are stacked vertically on the right at 22 mm pitch with their tabs facing the right edge and the heatsinks (20×20 mm) on the right-edge side. The resistors are on the left edge and the transistors and LEDs at the bottom right. High-current external wiring uses solder-wire pads: J2 (+12 V input, for 1 mm² wire) is at the top right (front round connector side), and J5 (12 V output, for 1 mm² wire) is at the bottom right (back round connector side). The low-current J6 (PTT output), J7 (external Power indicator LED) and J8 (external +12 V indicator LED) are JST XH connectors (B2B-XH-A, 2-pin, 2.5 mm pitch, rated 3 A); J7 (left) and J6 (right) are placed side by side in the space between the W5500 module and the ESP32 socket, and J8 is on the left edge (below R11) (each area is drawn on the Dwgs.User layer of the KiCad PCB data; the dimensions of the W5500 module, etc. will be updated with data from the actual parts). The board is 4-layer: inner layer 1 is a full GND plane and inner layer 2 is a full +12 V (input side) plane, so GND and +12 V are connected through the inner layers without traces. The switched 12 V output (/Power, 5 A or more) runs from Q5's drain to J5 as a wide trace on both outer layers (4 mm, narrowing to 2 mm between Q5's leads). The J2, J5 and Q5 pads connect to the planes solidly (no thermal relief). All other signals are routed on the two outer layers with Freerouting (autorouter): 0.3 mm for signals, 0.8 mm for +3.3 V and the /Power branch to the LED, and 0.6 mm for +5 V. +5 V (</w:t>
+              <w:t>The board outline is 72 mm wide × 115 mm tall (the previous hand-wired 95×72 mm board extended by 20 mm vertically). The W5500 module is at the top left (RJ45 toward the top edge), the ESP32 DevKitC (J1, USB toward the bottom edge) below it, and the three TO-220 parts (U1, U2, Q5) are stacked vertically on the right at 22 mm pitch with their tabs facing the right edge and the heatsinks (20×20 mm) on the right-edge side. The resistors are on the left edge and the transistors and LEDs at the bottom right. High-current external wiring uses solder-wire pads: J2 (+12 V input, for 1 mm² wire) is at the top right (front round connector side), and J5 (12 V output, for 1 mm² wire) is at the bottom right (back round connector side). The low-current J6 (PTT output), J7 (external Power indicator LED) and J8 (external +12 V indicator LED) are JST XH connectors (B2B-XH-A, 2-pin, 2.5 mm pitch, rated 3 A); J7 (left) and J6 (right) are placed side by side in the space between the W5500 module and the ESP32 (J1), and J8 is on the left edge (below R11) (each area is drawn on the Dwgs.User layer of the KiCad PCB data; the dimensions of the W5500 module, etc. will be updated with data from the actual parts). The board is 4-layer: inner layer 1 is a full GND plane and inner layer 2 is a full +12 V (input side) plane, so GND and +12 V are connected through the inner layers without traces. The switched 12 V output (/Power, 5 A or more) runs from Q5's drain to J5 as a wide trace on both outer layers (4 mm, narrowing to 2 mm between Q5's leads). The J2, J5 and Q5 pads connect to the planes solidly (no thermal relief). All other signals are routed on the two outer layers with Freerouting (autorouter): 0.3 mm for signals, 0.8 mm for +3.3 V and the /Power branch to the LED, and 0.6 mm for +5 V. +5 V (</w:t>
             </w:r>
             <w:r>
               <w:rPr>
@@ -3348,7 +3348,7 @@
               <w:rPr>
                 <w:sz w:val="19"/>
               </w:rPr>
-              <w:t xml:space="preserve"> allows 0.25 mm). Between the pins of J1 (ESP32 socket), keepout areas on both layers prevent traces from passing, to avoid solder bridges (except between pins 1 and 2, which are both +5 V). Q1 and Q3 use the TO-92 footprint with 2.54 mm lead pitch (Inline_Wide). The heatsink mounting pins go into non-plated holes (1.8 mm, no copper within 1 mm)</w:t>
+              <w:t xml:space="preserve"> allows 0.25 mm). Between the pins of J1 (ESP32), keepout areas on both layers prevent traces from passing, to avoid solder bridges (except between pins 1 and 2, which are both +5 V). Q1 and Q3 use the TO-92 footprint with 2.54 mm lead pitch (Inline_Wide). The heatsink mounting pins go into non-plated holes (1.8 mm, no copper within 1 mm)</w:t>
             </w:r>
           </w:p>
         </w:tc>
